--- a/suspicious-activity-detection/docs/vlm-recall-build-spec.docx
+++ b/suspicious-activity-detection/docs/vlm-recall-build-spec.docx
@@ -40,7 +40,7 @@
         <w:shd w:val="clear" w:color="auto" w:fill="FFF6D6"/>
       </w:pPr>
       <w:r>
-        <w:t>Read order: skim [vlm-recall.md](vlm-recall.md) §5–§10 once for context, then implement strictly</w:t>
+        <w:t>Read order: skim [vlm-recall.md](vlm-recall.md) §4–§9 once for context, then implement strictly</w:t>
       </w:r>
     </w:p>
     <w:p>
@@ -1525,7 +1525,7 @@
     </w:p>
     <w:p>
       <w:r>
-        <w:t>Schema exactly as in [vlm-recall.md](vlm-recall.md) §11.1. Loader rules:</w:t>
+        <w:t>Schema exactly as in [vlm-recall.md](vlm-recall.md) §10.1. Loader rules:</w:t>
       </w:r>
     </w:p>
     <w:p>
@@ -2380,7 +2380,7 @@
         <w:t>CREATE DATABASE recall_bridge;</w:t>
       </w:r>
       <w:r>
-        <w:t xml:space="preserve"> — see [vlm-recall.md](vlm-recall.md) §9.1); the bridge creates only its </w:t>
+        <w:t xml:space="preserve"> — see [vlm-recall.md](vlm-recall.md) §8.1); the bridge creates only its </w:t>
       </w:r>
       <w:r>
         <w:rPr>
@@ -2628,7 +2628,7 @@
         <w:t>prefilter</w:t>
       </w:r>
       <w:r>
-        <w:t xml:space="preserve"> SQL (optional predicates — matches [vlm-recall.md](vlm-recall.md) §10.1):</w:t>
+        <w:t xml:space="preserve"> SQL (optional predicates — matches [vlm-recall.md](vlm-recall.md) §9.1):</w:t>
       </w:r>
     </w:p>
     <w:p>
@@ -2750,7 +2750,7 @@
     </w:p>
     <w:p>
       <w:r>
-        <w:t xml:space="preserve">Async httpx client. Verified contract (see [vlm-recall.md](vlm-recall.md) §6). Wrap each call in </w:t>
+        <w:t xml:space="preserve">Async httpx client. Verified contract (see [vlm-recall.md](vlm-recall.md) §5). Wrap each call in </w:t>
       </w:r>
       <w:r>
         <w:rPr>
@@ -3517,7 +3517,7 @@
           <w:rFonts w:ascii="Consolas" w:hAnsi="Consolas"/>
           <w:sz w:val="18"/>
         </w:rPr>
-        <w:t xml:space="preserve">    # (matches vlm-recall.md §8; omit None/empty).</w:t>
+        <w:t xml:space="preserve">    # (matches vlm-recall.md §7; omit None/empty).</w:t>
       </w:r>
     </w:p>
     <w:p/>
@@ -4111,7 +4111,7 @@
     </w:p>
     <w:p>
       <w:r>
-        <w:t>Algorithm (matches [vlm-recall.md](vlm-recall.md) §10.1/§10.3):</w:t>
+        <w:t>Algorithm (matches [vlm-recall.md](vlm-recall.md) §9.1/§9.3):</w:t>
       </w:r>
     </w:p>
     <w:p>
@@ -5079,7 +5079,7 @@
     <w:p/>
     <w:p>
       <w:r>
-        <w:t xml:space="preserve">Compose wiring: see [vlm-recall.md](vlm-recall.md) §13.1 (attach to </w:t>
+        <w:t xml:space="preserve">Compose wiring: see [vlm-recall.md](vlm-recall.md) §12.1 (attach to </w:t>
       </w:r>
       <w:r>
         <w:rPr>
@@ -5274,7 +5274,7 @@
         <w:t>file_ingest.py</w:t>
       </w:r>
       <w:r>
-        <w:t xml:space="preserve">. Ingest one local MP4 ([vlm-recall.md](vlm-recall.md) §12); confirm a </w:t>
+        <w:t xml:space="preserve">. Ingest one local MP4 ([vlm-recall.md](vlm-recall.md) §11); confirm a </w:t>
       </w:r>
       <w:r>
         <w:rPr>
@@ -5916,7 +5916,7 @@
           <w:p>
             <w:r/>
             <w:r>
-              <w:t>Out of MVP scope; tracked in [vlm-recall.md](vlm-recall.md) §16. Bridge deletes only its temp files.</w:t>
+              <w:t>Out of MVP scope; tracked in [vlm-recall.md](vlm-recall.md) §15. Bridge deletes only its temp files.</w:t>
             </w:r>
           </w:p>
         </w:tc>
@@ -6029,7 +6029,7 @@
           <w:p>
             <w:r/>
             <w:r>
-              <w:t>Pre-filter shrinks candidates; documented in [vlm-recall.md](vlm-recall.md) §10.3.</w:t>
+              <w:t>Pre-filter shrinks candidates; documented in [vlm-recall.md](vlm-recall.md) §9.3.</w:t>
             </w:r>
           </w:p>
         </w:tc>
